--- a/material/prueba.docx
+++ b/material/prueba.docx
@@ -2,12 +2,33 @@
 <file path=word/document.xml><?xml version="1.0" encoding="utf-8"?>
 <w:document xmlns:wpc="http://schemas.microsoft.com/office/word/2010/wordprocessingCanvas" xmlns:cx="http://schemas.microsoft.com/office/drawing/2014/chartex" xmlns:cx1="http://schemas.microsoft.com/office/drawing/2015/9/8/chartex" xmlns:cx2="http://schemas.microsoft.com/office/drawing/2015/10/21/chartex" xmlns:cx3="http://schemas.microsoft.com/office/drawing/2016/5/9/chartex" xmlns:cx4="http://schemas.microsoft.com/office/drawing/2016/5/10/chartex" xmlns:cx5="http://schemas.microsoft.com/office/drawing/2016/5/11/chartex" xmlns:cx6="http://schemas.microsoft.com/office/drawing/2016/5/12/chartex" xmlns:cx7="http://schemas.microsoft.com/office/drawing/2016/5/13/chartex" xmlns:cx8="http://schemas.microsoft.com/office/drawing/2016/5/14/chartex" xmlns:mc="http://schemas.openxmlformats.org/markup-compatibility/2006" xmlns:aink="http://schemas.microsoft.com/office/drawing/2016/ink" xmlns:am3d="http://schemas.microsoft.com/office/drawing/2017/model3d" xmlns:o="urn:schemas-microsoft-com:office:office" xmlns:oel="http://schemas.microsoft.com/office/2019/extlst" xmlns:r="http://schemas.openxmlformats.org/officeDocument/2006/relationships" xmlns:m="http://schemas.openxmlformats.org/officeDocument/2006/math" xmlns:v="urn:schemas-microsoft-com:vml" xmlns:wp14="http://schemas.microsoft.com/office/word/2010/wordprocessingDrawing" xmlns:wp="http://schemas.openxmlformats.org/drawingml/2006/wordprocessingDrawing" xmlns:w10="urn:schemas-microsoft-com:office:word" xmlns:w="http://schemas.openxmlformats.org/wordprocessingml/2006/main" xmlns:w14="http://schemas.microsoft.com/office/word/2010/wordml" xmlns:w15="http://schemas.microsoft.com/office/word/2012/wordml" xmlns:w16cex="http://schemas.microsoft.com/office/word/2018/wordml/cex" xmlns:w16cid="http://schemas.microsoft.com/office/word/2016/wordml/cid" xmlns:w16="http://schemas.microsoft.com/office/word/2018/wordml" xmlns:w16du="http://schemas.microsoft.com/office/word/2023/wordml/word16du" xmlns:w16sdtdh="http://schemas.microsoft.com/office/word/2020/wordml/sdtdatahash" xmlns:w16sdtfl="http://schemas.microsoft.com/office/word/2024/wordml/sdtformatlock" xmlns:w16se="http://schemas.microsoft.com/office/word/2015/wordml/symex" xmlns:wpg="http://schemas.microsoft.com/office/word/2010/wordprocessingGroup" xmlns:wpi="http://schemas.microsoft.com/office/word/2010/wordprocessingInk" xmlns:wne="http://schemas.microsoft.com/office/word/2006/wordml" xmlns:wps="http://schemas.microsoft.com/office/word/2010/wordprocessingShape" mc:Ignorable="w14 w15 w16se w16cid w16 w16cex w16sdtdh w16sdtfl w16du wp14">
   <w:body>
+    <w:p/>
+    <w:p/>
+    <w:p/>
+    <w:p/>
     <w:p>
       <w:pPr>
-        <w:pStyle w:val="Prrafodelista"/>
-      </w:pPr>
-      <w:r>
-        <w:t>1. ¿Cuál es la capital de Argentina?</w:t>
+        <w:tabs>
+          <w:tab w:val="left" w:pos="2220"/>
+        </w:tabs>
+      </w:pPr>
+      <w:r>
+        <w:t>@ 1. Buenos Aires es la capital de Argentina.</w:t>
+      </w:r>
+      <w:r>
+        <w:br/>
+        <w:t>a) Verdadero *</w:t>
+      </w:r>
+      <w:r>
+        <w:br/>
+        <w:t>b) Falso</w:t>
+      </w:r>
+      <w:r>
+        <w:br/>
+      </w:r>
+      <w:r>
+        <w:br/>
+        <w:t>@@ 2. ¿Cuál es la capital de Argentina?</w:t>
       </w:r>
       <w:r>
         <w:br/>
@@ -30,35 +51,116 @@
       </w:r>
       <w:r>
         <w:br/>
-        <w:t>2. ¿Cuál es la capital de Brasil?</w:t>
-      </w:r>
-      <w:r>
-        <w:br/>
-        <w:t>a) Río de Janeiro</w:t>
-      </w:r>
-      <w:r>
-        <w:br/>
-        <w:t>b) San Pablo</w:t>
-      </w:r>
-      <w:r>
-        <w:br/>
-        <w:t>c) Brasilia *</w:t>
-      </w:r>
-      <w:r>
-        <w:br/>
-        <w:t>d) Montevideo</w:t>
+      </w:r>
+      <w:r>
+        <w:t>@@@ 3. ¿Cuáles de las siguientes opciones son lenguajes de programación?</w:t>
       </w:r>
     </w:p>
     <w:p>
       <w:pPr>
-        <w:pStyle w:val="Prrafodelista"/>
-      </w:pPr>
+        <w:tabs>
+          <w:tab w:val="left" w:pos="2220"/>
+        </w:tabs>
+      </w:pPr>
+      <w:r>
+        <w:t>a) JavaScript *</w:t>
+      </w:r>
     </w:p>
     <w:p>
       <w:pPr>
-        <w:pStyle w:val="Prrafodelista"/>
-        <w:ind w:left="1080"/>
-      </w:pPr>
+        <w:tabs>
+          <w:tab w:val="left" w:pos="2220"/>
+        </w:tabs>
+      </w:pPr>
+      <w:r>
+        <w:t>b) HTML</w:t>
+      </w:r>
+    </w:p>
+    <w:p>
+      <w:pPr>
+        <w:tabs>
+          <w:tab w:val="left" w:pos="2220"/>
+        </w:tabs>
+      </w:pPr>
+      <w:r>
+        <w:t>c) Python *</w:t>
+      </w:r>
+    </w:p>
+    <w:p>
+      <w:pPr>
+        <w:tabs>
+          <w:tab w:val="left" w:pos="2220"/>
+        </w:tabs>
+      </w:pPr>
+      <w:r>
+        <w:t>d) PostgreSQL</w:t>
+      </w:r>
+    </w:p>
+    <w:p>
+      <w:pPr>
+        <w:tabs>
+          <w:tab w:val="left" w:pos="2220"/>
+        </w:tabs>
+      </w:pPr>
+      <w:r>
+        <w:t>e) Java *</w:t>
+      </w:r>
+    </w:p>
+    <w:p>
+      <w:pPr>
+        <w:tabs>
+          <w:tab w:val="left" w:pos="2220"/>
+        </w:tabs>
+      </w:pPr>
+    </w:p>
+    <w:p>
+      <w:pPr>
+        <w:tabs>
+          <w:tab w:val="left" w:pos="2220"/>
+        </w:tabs>
+      </w:pPr>
+      <w:r>
+        <w:t xml:space="preserve">@@@@ 4. Indicá si las siguientes afirmaciones son verdaderas o </w:t>
+      </w:r>
+      <w:r>
+        <w:rPr>
+          <w:u w:val="single"/>
+        </w:rPr>
+        <w:t>falsas</w:t>
+      </w:r>
+      <w:r>
+        <w:t>.</w:t>
+      </w:r>
+    </w:p>
+    <w:p>
+      <w:pPr>
+        <w:tabs>
+          <w:tab w:val="left" w:pos="2220"/>
+        </w:tabs>
+      </w:pPr>
+      <w:r>
+        <w:t>1) Buenos Aires es la capital de Argentina. [Verdadero * / Falso]</w:t>
+      </w:r>
+    </w:p>
+    <w:p>
+      <w:pPr>
+        <w:tabs>
+          <w:tab w:val="left" w:pos="2220"/>
+        </w:tabs>
+      </w:pPr>
+      <w:r>
+        <w:t>2) Brasilia es la capital de Brasil. [Verdadero * / Falso]</w:t>
+      </w:r>
+    </w:p>
+    <w:p>
+      <w:pPr>
+        <w:tabs>
+          <w:tab w:val="left" w:pos="2220"/>
+        </w:tabs>
+      </w:pPr>
+      <w:r>
+        <w:t>3) Córdoba es la capital de Uruguay. [Verdadero / Falso *]</w:t>
+      </w:r>
     </w:p>
     <w:sectPr>
       <w:pgSz w:w="11906" w:h="16838"/>
@@ -250,11 +352,103 @@
       </w:pPr>
     </w:lvl>
   </w:abstractNum>
+  <w:abstractNum w:abstractNumId="2" w15:restartNumberingAfterBreak="0">
+    <w:nsid w:val="5AAB26CA"/>
+    <w:multiLevelType w:val="hybridMultilevel"/>
+    <w:tmpl w:val="F9DADD02"/>
+    <w:lvl w:ilvl="0" w:tplc="1ED8A43C">
+      <w:start w:val="1"/>
+      <w:numFmt w:val="decimal"/>
+      <w:lvlText w:val="%1."/>
+      <w:lvlJc w:val="left"/>
+      <w:pPr>
+        <w:ind w:left="1080" w:hanging="360"/>
+      </w:pPr>
+      <w:rPr>
+        <w:rFonts w:hint="default"/>
+      </w:rPr>
+    </w:lvl>
+    <w:lvl w:ilvl="1" w:tplc="2C0A0019" w:tentative="1">
+      <w:start w:val="1"/>
+      <w:numFmt w:val="lowerLetter"/>
+      <w:lvlText w:val="%2."/>
+      <w:lvlJc w:val="left"/>
+      <w:pPr>
+        <w:ind w:left="1800" w:hanging="360"/>
+      </w:pPr>
+    </w:lvl>
+    <w:lvl w:ilvl="2" w:tplc="2C0A001B" w:tentative="1">
+      <w:start w:val="1"/>
+      <w:numFmt w:val="lowerRoman"/>
+      <w:lvlText w:val="%3."/>
+      <w:lvlJc w:val="right"/>
+      <w:pPr>
+        <w:ind w:left="2520" w:hanging="180"/>
+      </w:pPr>
+    </w:lvl>
+    <w:lvl w:ilvl="3" w:tplc="2C0A000F" w:tentative="1">
+      <w:start w:val="1"/>
+      <w:numFmt w:val="decimal"/>
+      <w:lvlText w:val="%4."/>
+      <w:lvlJc w:val="left"/>
+      <w:pPr>
+        <w:ind w:left="3240" w:hanging="360"/>
+      </w:pPr>
+    </w:lvl>
+    <w:lvl w:ilvl="4" w:tplc="2C0A0019" w:tentative="1">
+      <w:start w:val="1"/>
+      <w:numFmt w:val="lowerLetter"/>
+      <w:lvlText w:val="%5."/>
+      <w:lvlJc w:val="left"/>
+      <w:pPr>
+        <w:ind w:left="3960" w:hanging="360"/>
+      </w:pPr>
+    </w:lvl>
+    <w:lvl w:ilvl="5" w:tplc="2C0A001B" w:tentative="1">
+      <w:start w:val="1"/>
+      <w:numFmt w:val="lowerRoman"/>
+      <w:lvlText w:val="%6."/>
+      <w:lvlJc w:val="right"/>
+      <w:pPr>
+        <w:ind w:left="4680" w:hanging="180"/>
+      </w:pPr>
+    </w:lvl>
+    <w:lvl w:ilvl="6" w:tplc="2C0A000F" w:tentative="1">
+      <w:start w:val="1"/>
+      <w:numFmt w:val="decimal"/>
+      <w:lvlText w:val="%7."/>
+      <w:lvlJc w:val="left"/>
+      <w:pPr>
+        <w:ind w:left="5400" w:hanging="360"/>
+      </w:pPr>
+    </w:lvl>
+    <w:lvl w:ilvl="7" w:tplc="2C0A0019" w:tentative="1">
+      <w:start w:val="1"/>
+      <w:numFmt w:val="lowerLetter"/>
+      <w:lvlText w:val="%8."/>
+      <w:lvlJc w:val="left"/>
+      <w:pPr>
+        <w:ind w:left="6120" w:hanging="360"/>
+      </w:pPr>
+    </w:lvl>
+    <w:lvl w:ilvl="8" w:tplc="2C0A001B" w:tentative="1">
+      <w:start w:val="1"/>
+      <w:numFmt w:val="lowerRoman"/>
+      <w:lvlText w:val="%9."/>
+      <w:lvlJc w:val="right"/>
+      <w:pPr>
+        <w:ind w:left="6840" w:hanging="180"/>
+      </w:pPr>
+    </w:lvl>
+  </w:abstractNum>
   <w:num w:numId="1" w16cid:durableId="2021157747">
     <w:abstractNumId w:val="0"/>
   </w:num>
   <w:num w:numId="2" w16cid:durableId="273094869">
     <w:abstractNumId w:val="1"/>
+  </w:num>
+  <w:num w:numId="3" w16cid:durableId="1333266035">
+    <w:abstractNumId w:val="2"/>
   </w:num>
 </w:numbering>
 </file>
@@ -659,6 +853,7 @@
   <w:style w:type="paragraph" w:default="1" w:styleId="Normal">
     <w:name w:val="Normal"/>
     <w:qFormat/>
+    <w:rsid w:val="000556B0"/>
   </w:style>
   <w:style w:type="paragraph" w:styleId="Ttulo1">
     <w:name w:val="heading 1"/>
@@ -862,6 +1057,7 @@
   <w:style w:type="character" w:default="1" w:styleId="Fuentedeprrafopredeter">
     <w:name w:val="Default Paragraph Font"/>
     <w:uiPriority w:val="1"/>
+    <w:semiHidden/>
     <w:unhideWhenUsed/>
   </w:style>
   <w:style w:type="table" w:default="1" w:styleId="Tablanormal">
